--- a/klagomål/A 28392-2026 FSC-klagomål.docx
+++ b/klagomål/A 28392-2026 FSC-klagomål.docx
@@ -1448,7 +1448,7 @@
     <w:r>
       <w:tab/>
       <w:tab/>
-      <w:t>2026-07-01</w:t>
+      <w:t>2026-07-02</w:t>
       <w:br/>
       <w:br/>
     </w:r>

--- a/klagomål/A 28392-2026 FSC-klagomål.docx
+++ b/klagomål/A 28392-2026 FSC-klagomål.docx
@@ -1448,7 +1448,7 @@
     <w:r>
       <w:tab/>
       <w:tab/>
-      <w:t>2026-07-13</w:t>
+      <w:t>2026-07-14</w:t>
       <w:br/>
       <w:br/>
     </w:r>

--- a/klagomål/A 28392-2026 FSC-klagomål.docx
+++ b/klagomål/A 28392-2026 FSC-klagomål.docx
@@ -1448,7 +1448,7 @@
     <w:r>
       <w:tab/>
       <w:tab/>
-      <w:t>2026-07-14</w:t>
+      <w:t>2026-07-15</w:t>
       <w:br/>
       <w:br/>
     </w:r>

--- a/klagomål/A 28392-2026 FSC-klagomål.docx
+++ b/klagomål/A 28392-2026 FSC-klagomål.docx
@@ -1448,7 +1448,7 @@
     <w:r>
       <w:tab/>
       <w:tab/>
-      <w:t>2026-07-15</w:t>
+      <w:t>2026-07-16</w:t>
       <w:br/>
       <w:br/>
     </w:r>

--- a/klagomål/A 28392-2026 FSC-klagomål.docx
+++ b/klagomål/A 28392-2026 FSC-klagomål.docx
@@ -1448,7 +1448,7 @@
     <w:r>
       <w:tab/>
       <w:tab/>
-      <w:t>2026-07-16</w:t>
+      <w:t>2026-07-17</w:t>
       <w:br/>
       <w:br/>
     </w:r>

--- a/klagomål/A 28392-2026 FSC-klagomål.docx
+++ b/klagomål/A 28392-2026 FSC-klagomål.docx
@@ -1448,7 +1448,7 @@
     <w:r>
       <w:tab/>
       <w:tab/>
-      <w:t>2026-07-17</w:t>
+      <w:t>2026-07-18</w:t>
       <w:br/>
       <w:br/>
     </w:r>

--- a/klagomål/A 28392-2026 FSC-klagomål.docx
+++ b/klagomål/A 28392-2026 FSC-klagomål.docx
@@ -1448,7 +1448,7 @@
     <w:r>
       <w:tab/>
       <w:tab/>
-      <w:t>2026-07-18</w:t>
+      <w:t>2026-07-19</w:t>
       <w:br/>
       <w:br/>
     </w:r>

--- a/klagomål/A 28392-2026 FSC-klagomål.docx
+++ b/klagomål/A 28392-2026 FSC-klagomål.docx
@@ -1448,7 +1448,7 @@
     <w:r>
       <w:tab/>
       <w:tab/>
-      <w:t>2026-07-19</w:t>
+      <w:t>2026-07-20</w:t>
       <w:br/>
       <w:br/>
     </w:r>

--- a/klagomål/A 28392-2026 FSC-klagomål.docx
+++ b/klagomål/A 28392-2026 FSC-klagomål.docx
@@ -1448,7 +1448,7 @@
     <w:r>
       <w:tab/>
       <w:tab/>
-      <w:t>2026-07-20</w:t>
+      <w:t>2026-07-21</w:t>
       <w:br/>
       <w:br/>
     </w:r>

--- a/klagomål/A 28392-2026 FSC-klagomål.docx
+++ b/klagomål/A 28392-2026 FSC-klagomål.docx
@@ -1448,7 +1448,7 @@
     <w:r>
       <w:tab/>
       <w:tab/>
-      <w:t>2026-07-21</w:t>
+      <w:t>2026-07-22</w:t>
       <w:br/>
       <w:br/>
     </w:r>

--- a/klagomål/A 28392-2026 FSC-klagomål.docx
+++ b/klagomål/A 28392-2026 FSC-klagomål.docx
@@ -1448,7 +1448,7 @@
     <w:r>
       <w:tab/>
       <w:tab/>
-      <w:t>2026-07-22</w:t>
+      <w:t>2026-07-23</w:t>
       <w:br/>
       <w:br/>
     </w:r>

--- a/klagomål/A 28392-2026 FSC-klagomål.docx
+++ b/klagomål/A 28392-2026 FSC-klagomål.docx
@@ -1448,7 +1448,7 @@
     <w:r>
       <w:tab/>
       <w:tab/>
-      <w:t>2026-07-23</w:t>
+      <w:t>2026-07-24</w:t>
       <w:br/>
       <w:br/>
     </w:r>

--- a/klagomål/A 28392-2026 FSC-klagomål.docx
+++ b/klagomål/A 28392-2026 FSC-klagomål.docx
@@ -1448,7 +1448,7 @@
     <w:r>
       <w:tab/>
       <w:tab/>
-      <w:t>2026-07-24</w:t>
+      <w:t>2026-07-25</w:t>
       <w:br/>
       <w:br/>
     </w:r>

--- a/klagomål/A 28392-2026 FSC-klagomål.docx
+++ b/klagomål/A 28392-2026 FSC-klagomål.docx
@@ -1448,7 +1448,7 @@
     <w:r>
       <w:tab/>
       <w:tab/>
-      <w:t>2026-07-25</w:t>
+      <w:t>2026-07-26</w:t>
       <w:br/>
       <w:br/>
     </w:r>

--- a/klagomål/A 28392-2026 FSC-klagomål.docx
+++ b/klagomål/A 28392-2026 FSC-klagomål.docx
@@ -1448,7 +1448,7 @@
     <w:r>
       <w:tab/>
       <w:tab/>
-      <w:t>2026-07-26</w:t>
+      <w:t>2026-07-27</w:t>
       <w:br/>
       <w:br/>
     </w:r>

--- a/klagomål/A 28392-2026 FSC-klagomål.docx
+++ b/klagomål/A 28392-2026 FSC-klagomål.docx
@@ -1448,7 +1448,7 @@
     <w:r>
       <w:tab/>
       <w:tab/>
-      <w:t>2026-07-27</w:t>
+      <w:t>2026-07-28</w:t>
       <w:br/>
       <w:br/>
     </w:r>

--- a/klagomål/A 28392-2026 FSC-klagomål.docx
+++ b/klagomål/A 28392-2026 FSC-klagomål.docx
@@ -1448,7 +1448,7 @@
     <w:r>
       <w:tab/>
       <w:tab/>
-      <w:t>2026-07-28</w:t>
+      <w:t>2026-07-29</w:t>
       <w:br/>
       <w:br/>
     </w:r>

--- a/klagomål/A 28392-2026 FSC-klagomål.docx
+++ b/klagomål/A 28392-2026 FSC-klagomål.docx
@@ -1448,7 +1448,7 @@
     <w:r>
       <w:tab/>
       <w:tab/>
-      <w:t>2026-07-29</w:t>
+      <w:t>2026-07-30</w:t>
       <w:br/>
       <w:br/>
     </w:r>

--- a/klagomål/A 28392-2026 FSC-klagomål.docx
+++ b/klagomål/A 28392-2026 FSC-klagomål.docx
@@ -1448,7 +1448,7 @@
     <w:r>
       <w:tab/>
       <w:tab/>
-      <w:t>2026-07-30</w:t>
+      <w:t>2026-07-31</w:t>
       <w:br/>
       <w:br/>
     </w:r>

--- a/klagomål/A 28392-2026 FSC-klagomål.docx
+++ b/klagomål/A 28392-2026 FSC-klagomål.docx
@@ -1448,7 +1448,7 @@
     <w:r>
       <w:tab/>
       <w:tab/>
-      <w:t>2026-07-31</w:t>
+      <w:t>2026-08-01</w:t>
       <w:br/>
       <w:br/>
     </w:r>

--- a/klagomål/A 28392-2026 FSC-klagomål.docx
+++ b/klagomål/A 28392-2026 FSC-klagomål.docx
@@ -1448,7 +1448,7 @@
     <w:r>
       <w:tab/>
       <w:tab/>
-      <w:t>2026-08-01</w:t>
+      <w:t>2026-08-02</w:t>
       <w:br/>
       <w:br/>
     </w:r>

--- a/klagomål/A 28392-2026 FSC-klagomål.docx
+++ b/klagomål/A 28392-2026 FSC-klagomål.docx
@@ -1448,7 +1448,7 @@
     <w:r>
       <w:tab/>
       <w:tab/>
-      <w:t>2026-08-02</w:t>
+      <w:t>2026-08-03</w:t>
       <w:br/>
       <w:br/>
     </w:r>

--- a/klagomål/A 28392-2026 FSC-klagomål.docx
+++ b/klagomål/A 28392-2026 FSC-klagomål.docx
@@ -1448,7 +1448,7 @@
     <w:r>
       <w:tab/>
       <w:tab/>
-      <w:t>2026-08-03</w:t>
+      <w:t>2026-08-05</w:t>
       <w:br/>
       <w:br/>
     </w:r>

--- a/klagomål/A 28392-2026 FSC-klagomål.docx
+++ b/klagomål/A 28392-2026 FSC-klagomål.docx
@@ -1448,7 +1448,7 @@
     <w:r>
       <w:tab/>
       <w:tab/>
-      <w:t>2026-08-05</w:t>
+      <w:t>2026-08-07</w:t>
       <w:br/>
       <w:br/>
     </w:r>

--- a/klagomål/A 28392-2026 FSC-klagomål.docx
+++ b/klagomål/A 28392-2026 FSC-klagomål.docx
@@ -1448,7 +1448,7 @@
     <w:r>
       <w:tab/>
       <w:tab/>
-      <w:t>2026-08-07</w:t>
+      <w:t>2026-08-08</w:t>
       <w:br/>
       <w:br/>
     </w:r>

--- a/klagomål/A 28392-2026 FSC-klagomål.docx
+++ b/klagomål/A 28392-2026 FSC-klagomål.docx
@@ -216,7 +216,7 @@
         <w:spacing w:after="240"/>
       </w:pPr>
       <w:r>
-        <w:t>Figur 1. Fyndplatser för naturvårdsarter i och inom 6 meter från avverkningsanmälan. Markörer utan svart kant är placerade på fyndplatsen. Markörer med svart kant är placerade vid sidan av fyndplatsen har ett svart streck som visar fyndplatsens exakta position. Kartans mittpunktskoordinat är N 6687100, E 699890 i SWEREF 99 TM.</w:t>
+        <w:t>Figur 1. Fyndplatser för naturvårdsarter i och inom 6 meter från avverkningsanmälan. Markörer utan svart kant är placerade på fyndplatsen. Markörer med svart kant är placerade vid sidan av fyndplatsen och har ett svart streck som visar fyndplatsens exakta position. Kartans mittpunktskoordinat är N 6687100, E 699890 i SWEREF 99 TM.</w:t>
       </w:r>
     </w:p>
     <w:p>
@@ -1448,7 +1448,7 @@
     <w:r>
       <w:tab/>
       <w:tab/>
-      <w:t>2026-08-14</w:t>
+      <w:t>2026-08-15</w:t>
       <w:br/>
       <w:br/>
     </w:r>

--- a/klagomål/A 28392-2026 FSC-klagomål.docx
+++ b/klagomål/A 28392-2026 FSC-klagomål.docx
@@ -1448,7 +1448,7 @@
     <w:r>
       <w:tab/>
       <w:tab/>
-      <w:t>2026-08-15</w:t>
+      <w:t>2026-08-16</w:t>
       <w:br/>
       <w:br/>
     </w:r>

--- a/klagomål/A 28392-2026 FSC-klagomål.docx
+++ b/klagomål/A 28392-2026 FSC-klagomål.docx
@@ -1448,7 +1448,7 @@
     <w:r>
       <w:tab/>
       <w:tab/>
-      <w:t>2026-08-16</w:t>
+      <w:t>2026-08-17</w:t>
       <w:br/>
       <w:br/>
     </w:r>

--- a/klagomål/A 28392-2026 FSC-klagomål.docx
+++ b/klagomål/A 28392-2026 FSC-klagomål.docx
@@ -1448,7 +1448,7 @@
     <w:r>
       <w:tab/>
       <w:tab/>
-      <w:t>2026-08-17</w:t>
+      <w:t>2026-08-18</w:t>
       <w:br/>
       <w:br/>
     </w:r>

--- a/klagomål/A 28392-2026 FSC-klagomål.docx
+++ b/klagomål/A 28392-2026 FSC-klagomål.docx
@@ -1448,7 +1448,7 @@
     <w:r>
       <w:tab/>
       <w:tab/>
-      <w:t>2026-08-18</w:t>
+      <w:t>2026-08-19</w:t>
       <w:br/>
       <w:br/>
     </w:r>

--- a/klagomål/A 28392-2026 FSC-klagomål.docx
+++ b/klagomål/A 28392-2026 FSC-klagomål.docx
@@ -1448,7 +1448,7 @@
     <w:r>
       <w:tab/>
       <w:tab/>
-      <w:t>2026-08-19</w:t>
+      <w:t>2026-08-20</w:t>
       <w:br/>
       <w:br/>
     </w:r>

--- a/klagomål/A 28392-2026 FSC-klagomål.docx
+++ b/klagomål/A 28392-2026 FSC-klagomål.docx
@@ -1448,7 +1448,7 @@
     <w:r>
       <w:tab/>
       <w:tab/>
-      <w:t>2026-08-20</w:t>
+      <w:t>2026-08-21</w:t>
       <w:br/>
       <w:br/>
     </w:r>

--- a/klagomål/A 28392-2026 FSC-klagomål.docx
+++ b/klagomål/A 28392-2026 FSC-klagomål.docx
@@ -1448,7 +1448,7 @@
     <w:r>
       <w:tab/>
       <w:tab/>
-      <w:t>2026-08-21</w:t>
+      <w:t>2026-08-22</w:t>
       <w:br/>
       <w:br/>
     </w:r>

--- a/klagomål/A 28392-2026 FSC-klagomål.docx
+++ b/klagomål/A 28392-2026 FSC-klagomål.docx
@@ -1448,7 +1448,7 @@
     <w:r>
       <w:tab/>
       <w:tab/>
-      <w:t>2026-08-22</w:t>
+      <w:t>2026-08-23</w:t>
       <w:br/>
       <w:br/>
     </w:r>

--- a/klagomål/A 28392-2026 FSC-klagomål.docx
+++ b/klagomål/A 28392-2026 FSC-klagomål.docx
@@ -1448,7 +1448,7 @@
     <w:r>
       <w:tab/>
       <w:tab/>
-      <w:t>2026-08-23</w:t>
+      <w:t>2026-08-24</w:t>
       <w:br/>
       <w:br/>
     </w:r>

--- a/klagomål/A 28392-2026 FSC-klagomål.docx
+++ b/klagomål/A 28392-2026 FSC-klagomål.docx
@@ -1448,7 +1448,7 @@
     <w:r>
       <w:tab/>
       <w:tab/>
-      <w:t>2026-08-24</w:t>
+      <w:t>2026-08-25</w:t>
       <w:br/>
       <w:br/>
     </w:r>

--- a/klagomål/A 28392-2026 FSC-klagomål.docx
+++ b/klagomål/A 28392-2026 FSC-klagomål.docx
@@ -1448,7 +1448,7 @@
     <w:r>
       <w:tab/>
       <w:tab/>
-      <w:t>2026-08-25</w:t>
+      <w:t>2026-08-26</w:t>
       <w:br/>
       <w:br/>
     </w:r>

--- a/klagomål/A 28392-2026 FSC-klagomål.docx
+++ b/klagomål/A 28392-2026 FSC-klagomål.docx
@@ -1448,7 +1448,7 @@
     <w:r>
       <w:tab/>
       <w:tab/>
-      <w:t>2026-08-26</w:t>
+      <w:t>2026-08-27</w:t>
       <w:br/>
       <w:br/>
     </w:r>

--- a/klagomål/A 28392-2026 FSC-klagomål.docx
+++ b/klagomål/A 28392-2026 FSC-klagomål.docx
@@ -1448,7 +1448,7 @@
     <w:r>
       <w:tab/>
       <w:tab/>
-      <w:t>2026-08-27</w:t>
+      <w:t>2026-08-28</w:t>
       <w:br/>
       <w:br/>
     </w:r>

--- a/klagomål/A 28392-2026 FSC-klagomål.docx
+++ b/klagomål/A 28392-2026 FSC-klagomål.docx
@@ -1448,7 +1448,7 @@
     <w:r>
       <w:tab/>
       <w:tab/>
-      <w:t>2026-08-28</w:t>
+      <w:t>2026-08-29</w:t>
       <w:br/>
       <w:br/>
     </w:r>

--- a/klagomål/A 28392-2026 FSC-klagomål.docx
+++ b/klagomål/A 28392-2026 FSC-klagomål.docx
@@ -1448,7 +1448,7 @@
     <w:r>
       <w:tab/>
       <w:tab/>
-      <w:t>2026-08-29</w:t>
+      <w:t>2026-08-31</w:t>
       <w:br/>
       <w:br/>
     </w:r>

--- a/klagomål/A 28392-2026 FSC-klagomål.docx
+++ b/klagomål/A 28392-2026 FSC-klagomål.docx
@@ -1448,7 +1448,7 @@
     <w:r>
       <w:tab/>
       <w:tab/>
-      <w:t>2026-08-31</w:t>
+      <w:t>2026-09-01</w:t>
       <w:br/>
       <w:br/>
     </w:r>

--- a/klagomål/A 28392-2026 FSC-klagomål.docx
+++ b/klagomål/A 28392-2026 FSC-klagomål.docx
@@ -1448,7 +1448,7 @@
     <w:r>
       <w:tab/>
       <w:tab/>
-      <w:t>2026-09-01</w:t>
+      <w:t>2026-09-02</w:t>
       <w:br/>
       <w:br/>
     </w:r>

--- a/klagomål/A 28392-2026 FSC-klagomål.docx
+++ b/klagomål/A 28392-2026 FSC-klagomål.docx
@@ -1448,7 +1448,7 @@
     <w:r>
       <w:tab/>
       <w:tab/>
-      <w:t>2026-09-02</w:t>
+      <w:t>2026-09-03</w:t>
       <w:br/>
       <w:br/>
     </w:r>

--- a/klagomål/A 28392-2026 FSC-klagomål.docx
+++ b/klagomål/A 28392-2026 FSC-klagomål.docx
@@ -1448,7 +1448,7 @@
     <w:r>
       <w:tab/>
       <w:tab/>
-      <w:t>2026-09-03</w:t>
+      <w:t>2026-09-04</w:t>
       <w:br/>
       <w:br/>
     </w:r>

--- a/klagomål/A 28392-2026 FSC-klagomål.docx
+++ b/klagomål/A 28392-2026 FSC-klagomål.docx
@@ -1448,7 +1448,7 @@
     <w:r>
       <w:tab/>
       <w:tab/>
-      <w:t>2026-09-04</w:t>
+      <w:t>2026-09-05</w:t>
       <w:br/>
       <w:br/>
     </w:r>

--- a/klagomål/A 28392-2026 FSC-klagomål.docx
+++ b/klagomål/A 28392-2026 FSC-klagomål.docx
@@ -1448,7 +1448,7 @@
     <w:r>
       <w:tab/>
       <w:tab/>
-      <w:t>2026-09-05</w:t>
+      <w:t>2026-09-06</w:t>
       <w:br/>
       <w:br/>
     </w:r>

--- a/klagomål/A 28392-2026 FSC-klagomål.docx
+++ b/klagomål/A 28392-2026 FSC-klagomål.docx
@@ -1448,7 +1448,7 @@
     <w:r>
       <w:tab/>
       <w:tab/>
-      <w:t>2026-09-06</w:t>
+      <w:t>2026-09-07</w:t>
       <w:br/>
       <w:br/>
     </w:r>

--- a/klagomål/A 28392-2026 FSC-klagomål.docx
+++ b/klagomål/A 28392-2026 FSC-klagomål.docx
@@ -1448,7 +1448,7 @@
     <w:r>
       <w:tab/>
       <w:tab/>
-      <w:t>2026-09-07</w:t>
+      <w:t>2026-09-08</w:t>
       <w:br/>
       <w:br/>
     </w:r>

--- a/klagomål/A 28392-2026 FSC-klagomål.docx
+++ b/klagomål/A 28392-2026 FSC-klagomål.docx
@@ -1448,7 +1448,7 @@
     <w:r>
       <w:tab/>
       <w:tab/>
-      <w:t>2026-09-08</w:t>
+      <w:t>2026-09-09</w:t>
       <w:br/>
       <w:br/>
     </w:r>

--- a/klagomål/A 28392-2026 FSC-klagomål.docx
+++ b/klagomål/A 28392-2026 FSC-klagomål.docx
@@ -178,7 +178,7 @@
       <w:r>
         <w:drawing>
           <wp:inline xmlns:a="http://schemas.openxmlformats.org/drawingml/2006/main" xmlns:pic="http://schemas.openxmlformats.org/drawingml/2006/picture">
-            <wp:extent cx="5486400" cy="4986779"/>
+            <wp:extent cx="5486400" cy="5096130"/>
             <wp:docPr id="1" name="Picture 1"/>
             <wp:cNvGraphicFramePr>
               <a:graphicFrameLocks noChangeAspect="1"/>
@@ -199,7 +199,7 @@
                   <pic:spPr>
                     <a:xfrm>
                       <a:off x="0" y="0"/>
-                      <a:ext cx="5486400" cy="4986779"/>
+                      <a:ext cx="5486400" cy="5096130"/>
                     </a:xfrm>
                     <a:prstGeom prst="rect"/>
                   </pic:spPr>
@@ -216,12 +216,12 @@
         <w:spacing w:after="240"/>
       </w:pPr>
       <w:r>
-        <w:t>Figur 1. Fyndplatser för naturvårdsarter i och inom 6 meter från avverkningsanmälan. Markörer utan svart kant är placerade på fyndplatsen. Markörer med svart kant är placerade vid sidan av fyndplatsen och har ett svart streck som visar fyndplatsens exakta position. Kartans mittpunktskoordinat är N 6687100, E 699890 i SWEREF 99 TM.</w:t>
+        <w:t>Figur 1. Fyndplatser för naturvårdsarter i och inom 13 meter från avverkningsanmälan. Markörer utan svart kant är placerade på fyndplatsen. Markörer med svart kant är placerade vid sidan av fyndplatsen och har ett svart streck som visar fyndplatsens exakta position. Kartans mittpunktskoordinat är N 6687100, E 699890 i SWEREF 99 TM.</w:t>
       </w:r>
     </w:p>
     <w:p>
       <w:r>
-        <w:t>I och inom 6 meter från avverkningsanmälan finns fynd av 19 naturvårdsarter, varav 6 är rödlistade, 7 är fridlysta, 13 är typiska (T) och 8 är signalarter (S): knärot (VU, T, §8), kattfotslav (NT, T), rynkskinn (NT, T), sårläka (NT, T), ullticka (NT, T), vedtrappmossa (NT, T), björksplintborre (S), bronshjon (S, T), granbarkgnagare (S, T), grönpyrola (S, T), nästrot (S, §8), stubbspretmossa (S, T), tvåblad (S, §8), vågbandad barkbock (S), blåsippa (T, §9), kransmossa (T), spillkråka (T, §4), fläcknycklar (§8) och nattviol (§8). Se Figur 1.</w:t>
+        <w:t>I och inom 13 meter från avverkningsanmälan finns fynd av 21 naturvårdsarter, varav 6 är rödlistade, 8 är fridlysta, 15 är typiska (T) och 10 är signalarter (S): knärot (VU, T, §8), kattfotslav (NT, T), rynkskinn (NT, T), sårläka (NT, T), ullticka (NT, T), vedtrappmossa (NT, T), björksplintborre (S), bronshjon (S, T), granbarkgnagare (S, T), grovticka (S, T), grönpyrola (S, T), nästrot (S, §8), plattlummer (S, T, §9), stubbspretmossa (S, T), tvåblad (S, §8), vågbandad barkbock (S), blåsippa (T, §9), kransmossa (T), spillkråka (T, §4), fläcknycklar (§8) och nattviol (§8). Se Figur 1.</w:t>
       </w:r>
     </w:p>
     <w:p>
@@ -296,7 +296,7 @@
     </w:p>
     <w:p>
       <w:r>
-        <w:t>I det avverkningsanmälda området finns 41 fyndplatser för knärot registrerade på Artportalen. Figur 2 visar gränserna för buffertzoner på 50 m, som behöver lämnas kring fyndplatserna för att knärotslokalerna inte ska försvinna vid en avverkning. Av det avverkningsanmälda området överlappar 13.72 ha med buffertzonerna och får av detta skäl inte avverkas.</w:t>
+        <w:t>I det avverkningsanmälda området finns 43 fyndplatser för knärot registrerade på Artportalen. Figur 2 visar gränserna för buffertzoner på 50 m, som behöver lämnas kring fyndplatserna för att knärotslokalerna inte ska försvinna vid en avverkning. Av det avverkningsanmälda området överlappar 13.82 ha med buffertzonerna och får av detta skäl inte avverkas.</w:t>
       </w:r>
     </w:p>
     <w:p>
@@ -566,6 +566,26 @@
         <w:rPr>
           <w:b/>
         </w:rPr>
+        <w:t>Grovticka</w:t>
+      </w:r>
+      <w:r>
+        <w:t xml:space="preserve"> är i skogslandskapet främst knuten till naturskogsartad äldre barrskog. Den är där en värdefull ”gammelskogsindikator” och påträffas mest vid tallar som är över 200 år gamla.  Grovticka är typisk art för </w:t>
+      </w:r>
+      <w:r>
+        <w:rPr>
+          <w:i/>
+        </w:rPr>
+        <w:t xml:space="preserve">9060 Åsbarrskog </w:t>
+      </w:r>
+      <w:r>
+        <w:t>(Nitare &amp; Skogsstyrelsen, 2019; SLU Artdatabanken, 2025).</w:t>
+      </w:r>
+    </w:p>
+    <w:p>
+      <w:r>
+        <w:rPr>
+          <w:b/>
+        </w:rPr>
         <w:t xml:space="preserve">Grönpyrola </w:t>
       </w:r>
       <w:r>
@@ -588,6 +608,35 @@
       </w:r>
       <w:r>
         <w:t>(Nitare &amp; Skogsstyrelsen, 2019; SLU Artdatabanken, 2025).</w:t>
+      </w:r>
+    </w:p>
+    <w:p>
+      <w:r>
+        <w:rPr>
+          <w:b/>
+        </w:rPr>
+        <w:t>Plattlummer (§9)</w:t>
+      </w:r>
+      <w:r>
+        <w:t xml:space="preserve"> växer främst i ljusöppna sandtallskogar eller annan gles, torr och brandpräglad hedbarrskog. Den är mest frekvent i olika typer av naturskogar och kontinuitetsskogar och missgynnas markant av slutavverkning och maskinell markberedning. Söder ut i landet förekommer de närstående arterna cypresslummer (EN, §8) och mellanlummer (NT, §9), vilka båda omfattas av EU:s art- och habitatdirektiv. Plattlummer är typisk art för </w:t>
+      </w:r>
+      <w:r>
+        <w:rPr>
+          <w:i/>
+        </w:rPr>
+        <w:t xml:space="preserve">9010 Taiga </w:t>
+      </w:r>
+      <w:r>
+        <w:t>och</w:t>
+      </w:r>
+      <w:r>
+        <w:rPr>
+          <w:i/>
+        </w:rPr>
+        <w:t xml:space="preserve"> 2320 Rissandhedar </w:t>
+      </w:r>
+      <w:r>
+        <w:t>(Nitare &amp; Skogsstyrelsen, 2019; SLU Artdatabanken, 2026).</w:t>
       </w:r>
     </w:p>
     <w:p>
@@ -814,7 +863,7 @@
         <w:rPr>
           <w:i/>
         </w:rPr>
-        <w:t>I det avverkningsanmälda skogsområdet har 19 naturvårdsarter varav 6 rödlistade arter sina livsmiljöer och växtplatser.</w:t>
+        <w:t>I det avverkningsanmälda skogsområdet har 21 naturvårdsarter varav 6 rödlistade arter sina livsmiljöer och växtplatser.</w:t>
       </w:r>
     </w:p>
     <w:p>
@@ -1448,7 +1497,7 @@
     <w:r>
       <w:tab/>
       <w:tab/>
-      <w:t>2026-09-09</w:t>
+      <w:t>2026-09-10</w:t>
       <w:br/>
       <w:br/>
     </w:r>

--- a/klagomål/A 28392-2026 FSC-klagomål.docx
+++ b/klagomål/A 28392-2026 FSC-klagomål.docx
@@ -1497,7 +1497,7 @@
     <w:r>
       <w:tab/>
       <w:tab/>
-      <w:t>2026-09-10</w:t>
+      <w:t>2026-09-11</w:t>
       <w:br/>
       <w:br/>
     </w:r>

--- a/klagomål/A 28392-2026 FSC-klagomål.docx
+++ b/klagomål/A 28392-2026 FSC-klagomål.docx
@@ -1497,7 +1497,7 @@
     <w:r>
       <w:tab/>
       <w:tab/>
-      <w:t>2026-09-11</w:t>
+      <w:t>2026-09-12</w:t>
       <w:br/>
       <w:br/>
     </w:r>
